--- a/public/report_templates/creditos/transacciones/rptDeclaracionJurada.docx
+++ b/public/report_templates/creditos/transacciones/rptDeclaracionJurada.docx
@@ -1,6 +1,6 @@
 
 <file path=word/document.xml><?xml version="1.0" encoding="utf-8"?>
-<w:document xmlns:wpc="http://schemas.microsoft.com/office/word/2010/wordprocessingCanvas" xmlns:mc="http://schemas.openxmlformats.org/markup-compatibility/2006" xmlns:o="urn:schemas-microsoft-com:office:office" xmlns:r="http://schemas.openxmlformats.org/officeDocument/2006/relationships" xmlns:m="http://schemas.openxmlformats.org/officeDocument/2006/math" xmlns:v="urn:schemas-microsoft-com:vml" xmlns:wp14="http://schemas.microsoft.com/office/word/2010/wordprocessingDrawing" xmlns:wp="http://schemas.openxmlformats.org/drawingml/2006/wordprocessingDrawing" xmlns:w10="urn:schemas-microsoft-com:office:word" xmlns:w="http://schemas.openxmlformats.org/wordprocessingml/2006/main" xmlns:w14="http://schemas.microsoft.com/office/word/2010/wordml" xmlns:w15="http://schemas.microsoft.com/office/word/2012/wordml" xmlns:wpg="http://schemas.microsoft.com/office/word/2010/wordprocessingGroup" xmlns:wpi="http://schemas.microsoft.com/office/word/2010/wordprocessingInk" xmlns:wne="http://schemas.microsoft.com/office/word/2006/wordml" xmlns:wps="http://schemas.microsoft.com/office/word/2010/wordprocessingShape" mc:Ignorable="w14 w15 wp14">
+<w:document xmlns:wpc="http://schemas.microsoft.com/office/word/2010/wordprocessingCanvas" xmlns:cx="http://schemas.microsoft.com/office/drawing/2014/chartex" xmlns:cx1="http://schemas.microsoft.com/office/drawing/2015/9/8/chartex" xmlns:cx2="http://schemas.microsoft.com/office/drawing/2015/10/21/chartex" xmlns:cx3="http://schemas.microsoft.com/office/drawing/2016/5/9/chartex" xmlns:cx4="http://schemas.microsoft.com/office/drawing/2016/5/10/chartex" xmlns:cx5="http://schemas.microsoft.com/office/drawing/2016/5/11/chartex" xmlns:cx6="http://schemas.microsoft.com/office/drawing/2016/5/12/chartex" xmlns:cx7="http://schemas.microsoft.com/office/drawing/2016/5/13/chartex" xmlns:cx8="http://schemas.microsoft.com/office/drawing/2016/5/14/chartex" xmlns:mc="http://schemas.openxmlformats.org/markup-compatibility/2006" xmlns:aink="http://schemas.microsoft.com/office/drawing/2016/ink" xmlns:am3d="http://schemas.microsoft.com/office/drawing/2017/model3d" xmlns:o="urn:schemas-microsoft-com:office:office" xmlns:oel="http://schemas.microsoft.com/office/2019/extlst" xmlns:r="http://schemas.openxmlformats.org/officeDocument/2006/relationships" xmlns:m="http://schemas.openxmlformats.org/officeDocument/2006/math" xmlns:v="urn:schemas-microsoft-com:vml" xmlns:wp14="http://schemas.microsoft.com/office/word/2010/wordprocessingDrawing" xmlns:wp="http://schemas.openxmlformats.org/drawingml/2006/wordprocessingDrawing" xmlns:w10="urn:schemas-microsoft-com:office:word" xmlns:w="http://schemas.openxmlformats.org/wordprocessingml/2006/main" xmlns:w14="http://schemas.microsoft.com/office/word/2010/wordml" xmlns:w15="http://schemas.microsoft.com/office/word/2012/wordml" xmlns:w16cex="http://schemas.microsoft.com/office/word/2018/wordml/cex" xmlns:w16cid="http://schemas.microsoft.com/office/word/2016/wordml/cid" xmlns:w16="http://schemas.microsoft.com/office/word/2018/wordml" xmlns:w16sdtdh="http://schemas.microsoft.com/office/word/2020/wordml/sdtdatahash" xmlns:w16se="http://schemas.microsoft.com/office/word/2015/wordml/symex" xmlns:wpg="http://schemas.microsoft.com/office/word/2010/wordprocessingGroup" xmlns:wpi="http://schemas.microsoft.com/office/word/2010/wordprocessingInk" xmlns:wne="http://schemas.microsoft.com/office/word/2006/wordml" xmlns:wps="http://schemas.microsoft.com/office/word/2010/wordprocessingShape" mc:Ignorable="w14 w15 w16se w16cid w16 w16cex w16sdtdh wp14">
   <w:body>
     <w:p>
       <w:pPr>
@@ -14,26 +14,21 @@
       </w:pPr>
       <w:r>
         <w:rPr>
-          <w:rFonts w:ascii="Berlin Sans FB" w:eastAsia="Batang" w:hAnsi="Berlin Sans FB" w:cs="Arial"/>
           <w:noProof/>
-          <w:sz w:val="20"/>
-          <w:szCs w:val="22"/>
-          <w:u w:val="single"/>
-          <w:lang w:val="es-PE" w:eastAsia="es-PE"/>
         </w:rPr>
         <w:drawing>
-          <wp:anchor distT="0" distB="0" distL="114300" distR="114300" simplePos="0" relativeHeight="251659776" behindDoc="0" locked="0" layoutInCell="1" allowOverlap="1" wp14:anchorId="4C221C66" wp14:editId="026338CD">
+          <wp:anchor distT="0" distB="0" distL="114300" distR="114300" simplePos="0" relativeHeight="251662848" behindDoc="0" locked="0" layoutInCell="1" allowOverlap="1" wp14:anchorId="30A8DA7A" wp14:editId="0F135A6F">
             <wp:simplePos x="0" y="0"/>
-            <wp:positionH relativeFrom="margin">
-              <wp:align>left</wp:align>
+            <wp:positionH relativeFrom="column">
+              <wp:posOffset>318770</wp:posOffset>
             </wp:positionH>
             <wp:positionV relativeFrom="paragraph">
-              <wp:posOffset>41910</wp:posOffset>
+              <wp:posOffset>-8255</wp:posOffset>
             </wp:positionV>
-            <wp:extent cx="1470660" cy="361950"/>
+            <wp:extent cx="1152525" cy="434460"/>
             <wp:effectExtent l="0" t="0" r="0" b="0"/>
             <wp:wrapNone/>
-            <wp:docPr id="6" name="Imagen 6"/>
+            <wp:docPr id="1" name="Imagen 1"/>
             <wp:cNvGraphicFramePr>
               <a:graphicFrameLocks xmlns:a="http://schemas.openxmlformats.org/drawingml/2006/main" noChangeAspect="1"/>
             </wp:cNvGraphicFramePr>
@@ -41,8 +36,10 @@
               <a:graphicData uri="http://schemas.openxmlformats.org/drawingml/2006/picture">
                 <pic:pic xmlns:pic="http://schemas.openxmlformats.org/drawingml/2006/picture">
                   <pic:nvPicPr>
-                    <pic:cNvPr id="6" name="ISOLOGO.png"/>
-                    <pic:cNvPicPr/>
+                    <pic:cNvPr id="0" name="Picture 1"/>
+                    <pic:cNvPicPr>
+                      <a:picLocks noChangeAspect="1" noChangeArrowheads="1"/>
+                    </pic:cNvPicPr>
                   </pic:nvPicPr>
                   <pic:blipFill>
                     <a:blip r:embed="rId8" cstate="print">
@@ -52,18 +49,23 @@
                         </a:ext>
                       </a:extLst>
                     </a:blip>
+                    <a:srcRect/>
                     <a:stretch>
                       <a:fillRect/>
                     </a:stretch>
                   </pic:blipFill>
-                  <pic:spPr>
+                  <pic:spPr bwMode="auto">
                     <a:xfrm>
                       <a:off x="0" y="0"/>
-                      <a:ext cx="1470660" cy="361950"/>
+                      <a:ext cx="1152525" cy="434460"/>
                     </a:xfrm>
                     <a:prstGeom prst="rect">
                       <a:avLst/>
                     </a:prstGeom>
+                    <a:noFill/>
+                    <a:ln>
+                      <a:noFill/>
+                    </a:ln>
                   </pic:spPr>
                 </pic:pic>
               </a:graphicData>
@@ -77,17 +79,6 @@
           </wp:anchor>
         </w:drawing>
       </w:r>
-    </w:p>
-    <w:p>
-      <w:pPr>
-        <w:pStyle w:val="Ttulo1"/>
-        <w:rPr>
-          <w:rFonts w:ascii="Berlin Sans FB" w:eastAsia="Batang" w:hAnsi="Berlin Sans FB" w:cs="Arial"/>
-          <w:sz w:val="20"/>
-          <w:szCs w:val="22"/>
-          <w:u w:val="single"/>
-        </w:rPr>
-      </w:pPr>
       <w:r>
         <w:rPr>
           <w:rFonts w:ascii="Berlin Sans FB" w:eastAsia="Batang" w:hAnsi="Berlin Sans FB" w:cs="Arial"/>
@@ -181,7 +172,7 @@
                 <v:stroke joinstyle="miter"/>
                 <v:path gradientshapeok="t" o:connecttype="rect"/>
               </v:shapetype>
-              <v:shape id="Cuadro de texto 2" o:spid="_x0000_s1026" type="#_x0000_t202" style="position:absolute;margin-left:386.6pt;margin-top:.55pt;width:66.75pt;height:25.5pt;z-index:251661824;visibility:visible;mso-wrap-style:square;mso-width-percent:0;mso-height-percent:0;mso-wrap-distance-left:9pt;mso-wrap-distance-top:3.6pt;mso-wrap-distance-right:9pt;mso-wrap-distance-bottom:3.6pt;mso-position-horizontal:absolute;mso-position-horizontal-relative:margin;mso-position-vertical:absolute;mso-position-vertical-relative:text;mso-width-percent:0;mso-height-percent:0;mso-width-relative:margin;mso-height-relative:margin;v-text-anchor:top" o:gfxdata="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" stroked="f">
+              <v:shape id="Cuadro de texto 2" o:spid="_x0000_s1026" type="#_x0000_t202" style="position:absolute;margin-left:386.6pt;margin-top:.55pt;width:66.75pt;height:25.5pt;z-index:251661824;visibility:visible;mso-wrap-style:square;mso-width-percent:0;mso-height-percent:0;mso-wrap-distance-left:9pt;mso-wrap-distance-top:3.6pt;mso-wrap-distance-right:9pt;mso-wrap-distance-bottom:3.6pt;mso-position-horizontal:absolute;mso-position-horizontal-relative:margin;mso-position-vertical:absolute;mso-position-vertical-relative:text;mso-width-percent:0;mso-height-percent:0;mso-width-relative:margin;mso-height-relative:margin;v-text-anchor:top" o:gfxdata="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" stroked="f">
                 <v:textbox>
                   <w:txbxContent>
                     <w:p>
@@ -341,6 +332,7 @@
         </w:rPr>
         <w:t xml:space="preserve"> con documento de identidad (DNI) </w:t>
       </w:r>
+      <w:proofErr w:type="spellStart"/>
       <w:r>
         <w:rPr>
           <w:rFonts w:ascii="Century Gothic" w:eastAsia="Batang" w:hAnsi="Century Gothic" w:cs="Arial"/>
@@ -359,6 +351,7 @@
         </w:rPr>
         <w:t>º</w:t>
       </w:r>
+      <w:proofErr w:type="spellEnd"/>
       <w:r>
         <w:rPr>
           <w:rFonts w:ascii="Century Gothic" w:eastAsia="Batang" w:hAnsi="Century Gothic" w:cs="Arial"/>
@@ -378,6 +371,7 @@
         </w:rPr>
         <w:t>{</w:t>
       </w:r>
+      <w:proofErr w:type="spellStart"/>
       <w:r>
         <w:rPr>
           <w:rFonts w:ascii="Century Gothic" w:eastAsia="Batang" w:hAnsi="Century Gothic" w:cs="Arial"/>
@@ -387,6 +381,7 @@
         </w:rPr>
         <w:t>dni_solicitante</w:t>
       </w:r>
+      <w:proofErr w:type="spellEnd"/>
       <w:r>
         <w:rPr>
           <w:rFonts w:ascii="Century Gothic" w:eastAsia="Batang" w:hAnsi="Century Gothic" w:cs="Arial"/>
@@ -544,8 +539,6 @@
         </w:rPr>
         <w:t xml:space="preserve">DECLARO BAJO JURAMENTO QUE: </w:t>
       </w:r>
-      <w:bookmarkStart w:id="0" w:name="_GoBack"/>
-      <w:bookmarkEnd w:id="0"/>
     </w:p>
     <w:p>
       <w:pPr>
@@ -626,15 +619,7 @@
           <w:sz w:val="20"/>
           <w:szCs w:val="22"/>
         </w:rPr>
-        <w:t xml:space="preserve">COORPORACIÓN CREDIPYME SOLUCIÓN S.A (COORPORACIÓN CREDIPYME), </w:t>
-      </w:r>
-      <w:r>
-        <w:rPr>
-          <w:rFonts w:ascii="Century Gothic" w:eastAsia="Batang" w:hAnsi="Century Gothic"/>
-          <w:sz w:val="20"/>
-          <w:szCs w:val="22"/>
-        </w:rPr>
-        <w:t xml:space="preserve">con N° </w:t>
+        <w:t>CREDIPYME HUANCA</w:t>
       </w:r>
       <w:r>
         <w:rPr>
@@ -643,7 +628,7 @@
           <w:sz w:val="20"/>
           <w:szCs w:val="22"/>
         </w:rPr>
-        <w:t xml:space="preserve">RUC 20568019017 </w:t>
+        <w:t xml:space="preserve">, </w:t>
       </w:r>
       <w:r>
         <w:rPr>
@@ -651,7 +636,7 @@
           <w:sz w:val="20"/>
           <w:szCs w:val="22"/>
         </w:rPr>
-        <w:t>y dirección</w:t>
+        <w:t>con dirección</w:t>
       </w:r>
       <w:r>
         <w:rPr>
@@ -865,7 +850,16 @@
                 <w:b/>
                 <w:sz w:val="20"/>
               </w:rPr>
-              <w:t>{fecha</w:t>
+              <w:t>{</w:t>
+            </w:r>
+            <w:proofErr w:type="spellStart"/>
+            <w:r>
+              <w:rPr>
+                <w:rFonts w:ascii="Century Gothic" w:eastAsia="Batang" w:hAnsi="Century Gothic" w:cs="Arial"/>
+                <w:b/>
+                <w:sz w:val="20"/>
+              </w:rPr>
+              <w:t>fecha</w:t>
             </w:r>
             <w:r>
               <w:rPr>
@@ -875,6 +869,7 @@
               </w:rPr>
               <w:t>_corta</w:t>
             </w:r>
+            <w:proofErr w:type="spellEnd"/>
             <w:r>
               <w:rPr>
                 <w:rFonts w:ascii="Century Gothic" w:eastAsia="Batang" w:hAnsi="Century Gothic" w:cs="Arial"/>
@@ -1159,7 +1154,27 @@
                 <w:sz w:val="20"/>
                 <w:szCs w:val="22"/>
               </w:rPr>
-              <w:t>{dni_registrador}</w:t>
+              <w:t>{</w:t>
+            </w:r>
+            <w:proofErr w:type="spellStart"/>
+            <w:r>
+              <w:rPr>
+                <w:rFonts w:ascii="Century Gothic" w:eastAsia="Batang" w:hAnsi="Century Gothic" w:cs="Arial"/>
+                <w:b/>
+                <w:sz w:val="20"/>
+                <w:szCs w:val="22"/>
+              </w:rPr>
+              <w:t>dni_registrador</w:t>
+            </w:r>
+            <w:proofErr w:type="spellEnd"/>
+            <w:r>
+              <w:rPr>
+                <w:rFonts w:ascii="Century Gothic" w:eastAsia="Batang" w:hAnsi="Century Gothic" w:cs="Arial"/>
+                <w:b/>
+                <w:sz w:val="20"/>
+                <w:szCs w:val="22"/>
+              </w:rPr>
+              <w:t>}</w:t>
             </w:r>
           </w:p>
         </w:tc>
@@ -1240,6 +1255,7 @@
               </w:rPr>
               <w:t>{</w:t>
             </w:r>
+            <w:proofErr w:type="spellStart"/>
             <w:r>
               <w:rPr>
                 <w:rFonts w:ascii="Century Gothic" w:eastAsia="Batang" w:hAnsi="Century Gothic" w:cs="Arial"/>
@@ -1249,6 +1265,7 @@
               </w:rPr>
               <w:t>dni_solicitante</w:t>
             </w:r>
+            <w:proofErr w:type="spellEnd"/>
             <w:r>
               <w:rPr>
                 <w:rFonts w:ascii="Century Gothic" w:eastAsia="Batang" w:hAnsi="Century Gothic" w:cs="Arial"/>
@@ -1376,6 +1393,7 @@
         </w:rPr>
         <w:t>{</w:t>
       </w:r>
+      <w:proofErr w:type="spellStart"/>
       <w:r>
         <w:rPr>
           <w:rFonts w:ascii="Century Gothic" w:eastAsia="Batang" w:hAnsi="Century Gothic"/>
@@ -1390,7 +1408,16 @@
           <w:b/>
           <w:lang w:val="es-MX"/>
         </w:rPr>
-        <w:t>fecha}</w:t>
+        <w:t>fecha</w:t>
+      </w:r>
+      <w:proofErr w:type="spellEnd"/>
+      <w:r>
+        <w:rPr>
+          <w:rFonts w:ascii="Century Gothic" w:eastAsia="Batang" w:hAnsi="Century Gothic"/>
+          <w:b/>
+          <w:lang w:val="es-MX"/>
+        </w:rPr>
+        <w:t>}</w:t>
       </w:r>
     </w:p>
     <w:p>
@@ -1431,7 +1458,7 @@
 </file>
 
 <file path=word/endnotes.xml><?xml version="1.0" encoding="utf-8"?>
-<w:endnotes xmlns:wpc="http://schemas.microsoft.com/office/word/2010/wordprocessingCanvas" xmlns:mc="http://schemas.openxmlformats.org/markup-compatibility/2006" xmlns:o="urn:schemas-microsoft-com:office:office" xmlns:r="http://schemas.openxmlformats.org/officeDocument/2006/relationships" xmlns:m="http://schemas.openxmlformats.org/officeDocument/2006/math" xmlns:v="urn:schemas-microsoft-com:vml" xmlns:wp14="http://schemas.microsoft.com/office/word/2010/wordprocessingDrawing" xmlns:wp="http://schemas.openxmlformats.org/drawingml/2006/wordprocessingDrawing" xmlns:w10="urn:schemas-microsoft-com:office:word" xmlns:w="http://schemas.openxmlformats.org/wordprocessingml/2006/main" xmlns:w14="http://schemas.microsoft.com/office/word/2010/wordml" xmlns:w15="http://schemas.microsoft.com/office/word/2012/wordml" xmlns:wpg="http://schemas.microsoft.com/office/word/2010/wordprocessingGroup" xmlns:wpi="http://schemas.microsoft.com/office/word/2010/wordprocessingInk" xmlns:wne="http://schemas.microsoft.com/office/word/2006/wordml" xmlns:wps="http://schemas.microsoft.com/office/word/2010/wordprocessingShape" mc:Ignorable="w14 w15 wp14">
+<w:endnotes xmlns:wpc="http://schemas.microsoft.com/office/word/2010/wordprocessingCanvas" xmlns:cx="http://schemas.microsoft.com/office/drawing/2014/chartex" xmlns:cx1="http://schemas.microsoft.com/office/drawing/2015/9/8/chartex" xmlns:cx2="http://schemas.microsoft.com/office/drawing/2015/10/21/chartex" xmlns:cx3="http://schemas.microsoft.com/office/drawing/2016/5/9/chartex" xmlns:cx4="http://schemas.microsoft.com/office/drawing/2016/5/10/chartex" xmlns:cx5="http://schemas.microsoft.com/office/drawing/2016/5/11/chartex" xmlns:cx6="http://schemas.microsoft.com/office/drawing/2016/5/12/chartex" xmlns:cx7="http://schemas.microsoft.com/office/drawing/2016/5/13/chartex" xmlns:cx8="http://schemas.microsoft.com/office/drawing/2016/5/14/chartex" xmlns:mc="http://schemas.openxmlformats.org/markup-compatibility/2006" xmlns:aink="http://schemas.microsoft.com/office/drawing/2016/ink" xmlns:am3d="http://schemas.microsoft.com/office/drawing/2017/model3d" xmlns:o="urn:schemas-microsoft-com:office:office" xmlns:oel="http://schemas.microsoft.com/office/2019/extlst" xmlns:r="http://schemas.openxmlformats.org/officeDocument/2006/relationships" xmlns:m="http://schemas.openxmlformats.org/officeDocument/2006/math" xmlns:v="urn:schemas-microsoft-com:vml" xmlns:wp14="http://schemas.microsoft.com/office/word/2010/wordprocessingDrawing" xmlns:wp="http://schemas.openxmlformats.org/drawingml/2006/wordprocessingDrawing" xmlns:w10="urn:schemas-microsoft-com:office:word" xmlns:w="http://schemas.openxmlformats.org/wordprocessingml/2006/main" xmlns:w14="http://schemas.microsoft.com/office/word/2010/wordml" xmlns:w15="http://schemas.microsoft.com/office/word/2012/wordml" xmlns:w16cex="http://schemas.microsoft.com/office/word/2018/wordml/cex" xmlns:w16cid="http://schemas.microsoft.com/office/word/2016/wordml/cid" xmlns:w16="http://schemas.microsoft.com/office/word/2018/wordml" xmlns:w16sdtdh="http://schemas.microsoft.com/office/word/2020/wordml/sdtdatahash" xmlns:w16se="http://schemas.microsoft.com/office/word/2015/wordml/symex" xmlns:wpg="http://schemas.microsoft.com/office/word/2010/wordprocessingGroup" xmlns:wpi="http://schemas.microsoft.com/office/word/2010/wordprocessingInk" xmlns:wne="http://schemas.microsoft.com/office/word/2006/wordml" xmlns:wps="http://schemas.microsoft.com/office/word/2010/wordprocessingShape" mc:Ignorable="w14 w15 w16se w16cid w16 w16cex w16sdtdh wp14">
   <w:endnote w:type="separator" w:id="-1">
     <w:p>
       <w:r>
@@ -1450,7 +1477,7 @@
 </file>
 
 <file path=word/footnotes.xml><?xml version="1.0" encoding="utf-8"?>
-<w:footnotes xmlns:wpc="http://schemas.microsoft.com/office/word/2010/wordprocessingCanvas" xmlns:mc="http://schemas.openxmlformats.org/markup-compatibility/2006" xmlns:o="urn:schemas-microsoft-com:office:office" xmlns:r="http://schemas.openxmlformats.org/officeDocument/2006/relationships" xmlns:m="http://schemas.openxmlformats.org/officeDocument/2006/math" xmlns:v="urn:schemas-microsoft-com:vml" xmlns:wp14="http://schemas.microsoft.com/office/word/2010/wordprocessingDrawing" xmlns:wp="http://schemas.openxmlformats.org/drawingml/2006/wordprocessingDrawing" xmlns:w10="urn:schemas-microsoft-com:office:word" xmlns:w="http://schemas.openxmlformats.org/wordprocessingml/2006/main" xmlns:w14="http://schemas.microsoft.com/office/word/2010/wordml" xmlns:w15="http://schemas.microsoft.com/office/word/2012/wordml" xmlns:wpg="http://schemas.microsoft.com/office/word/2010/wordprocessingGroup" xmlns:wpi="http://schemas.microsoft.com/office/word/2010/wordprocessingInk" xmlns:wne="http://schemas.microsoft.com/office/word/2006/wordml" xmlns:wps="http://schemas.microsoft.com/office/word/2010/wordprocessingShape" mc:Ignorable="w14 w15 wp14">
+<w:footnotes xmlns:wpc="http://schemas.microsoft.com/office/word/2010/wordprocessingCanvas" xmlns:cx="http://schemas.microsoft.com/office/drawing/2014/chartex" xmlns:cx1="http://schemas.microsoft.com/office/drawing/2015/9/8/chartex" xmlns:cx2="http://schemas.microsoft.com/office/drawing/2015/10/21/chartex" xmlns:cx3="http://schemas.microsoft.com/office/drawing/2016/5/9/chartex" xmlns:cx4="http://schemas.microsoft.com/office/drawing/2016/5/10/chartex" xmlns:cx5="http://schemas.microsoft.com/office/drawing/2016/5/11/chartex" xmlns:cx6="http://schemas.microsoft.com/office/drawing/2016/5/12/chartex" xmlns:cx7="http://schemas.microsoft.com/office/drawing/2016/5/13/chartex" xmlns:cx8="http://schemas.microsoft.com/office/drawing/2016/5/14/chartex" xmlns:mc="http://schemas.openxmlformats.org/markup-compatibility/2006" xmlns:aink="http://schemas.microsoft.com/office/drawing/2016/ink" xmlns:am3d="http://schemas.microsoft.com/office/drawing/2017/model3d" xmlns:o="urn:schemas-microsoft-com:office:office" xmlns:oel="http://schemas.microsoft.com/office/2019/extlst" xmlns:r="http://schemas.openxmlformats.org/officeDocument/2006/relationships" xmlns:m="http://schemas.openxmlformats.org/officeDocument/2006/math" xmlns:v="urn:schemas-microsoft-com:vml" xmlns:wp14="http://schemas.microsoft.com/office/word/2010/wordprocessingDrawing" xmlns:wp="http://schemas.openxmlformats.org/drawingml/2006/wordprocessingDrawing" xmlns:w10="urn:schemas-microsoft-com:office:word" xmlns:w="http://schemas.openxmlformats.org/wordprocessingml/2006/main" xmlns:w14="http://schemas.microsoft.com/office/word/2010/wordml" xmlns:w15="http://schemas.microsoft.com/office/word/2012/wordml" xmlns:w16cex="http://schemas.microsoft.com/office/word/2018/wordml/cex" xmlns:w16cid="http://schemas.microsoft.com/office/word/2016/wordml/cid" xmlns:w16="http://schemas.microsoft.com/office/word/2018/wordml" xmlns:w16sdtdh="http://schemas.microsoft.com/office/word/2020/wordml/sdtdatahash" xmlns:w16se="http://schemas.microsoft.com/office/word/2015/wordml/symex" xmlns:wpg="http://schemas.microsoft.com/office/word/2010/wordprocessingGroup" xmlns:wpi="http://schemas.microsoft.com/office/word/2010/wordprocessingInk" xmlns:wne="http://schemas.microsoft.com/office/word/2006/wordml" xmlns:wps="http://schemas.microsoft.com/office/word/2010/wordprocessingShape" mc:Ignorable="w14 w15 w16se w16cid w16 w16cex w16sdtdh wp14">
   <w:footnote w:type="separator" w:id="-1">
     <w:p>
       <w:r>
@@ -1469,7 +1496,7 @@
 </file>
 
 <file path=word/header1.xml><?xml version="1.0" encoding="utf-8"?>
-<w:hdr xmlns:wpc="http://schemas.microsoft.com/office/word/2010/wordprocessingCanvas" xmlns:mc="http://schemas.openxmlformats.org/markup-compatibility/2006" xmlns:o="urn:schemas-microsoft-com:office:office" xmlns:r="http://schemas.openxmlformats.org/officeDocument/2006/relationships" xmlns:m="http://schemas.openxmlformats.org/officeDocument/2006/math" xmlns:v="urn:schemas-microsoft-com:vml" xmlns:wp14="http://schemas.microsoft.com/office/word/2010/wordprocessingDrawing" xmlns:wp="http://schemas.openxmlformats.org/drawingml/2006/wordprocessingDrawing" xmlns:w10="urn:schemas-microsoft-com:office:word" xmlns:w="http://schemas.openxmlformats.org/wordprocessingml/2006/main" xmlns:w14="http://schemas.microsoft.com/office/word/2010/wordml" xmlns:w15="http://schemas.microsoft.com/office/word/2012/wordml" xmlns:wpg="http://schemas.microsoft.com/office/word/2010/wordprocessingGroup" xmlns:wpi="http://schemas.microsoft.com/office/word/2010/wordprocessingInk" xmlns:wne="http://schemas.microsoft.com/office/word/2006/wordml" xmlns:wps="http://schemas.microsoft.com/office/word/2010/wordprocessingShape" mc:Ignorable="w14 w15 wp14">
+<w:hdr xmlns:wpc="http://schemas.microsoft.com/office/word/2010/wordprocessingCanvas" xmlns:cx="http://schemas.microsoft.com/office/drawing/2014/chartex" xmlns:cx1="http://schemas.microsoft.com/office/drawing/2015/9/8/chartex" xmlns:cx2="http://schemas.microsoft.com/office/drawing/2015/10/21/chartex" xmlns:cx3="http://schemas.microsoft.com/office/drawing/2016/5/9/chartex" xmlns:cx4="http://schemas.microsoft.com/office/drawing/2016/5/10/chartex" xmlns:cx5="http://schemas.microsoft.com/office/drawing/2016/5/11/chartex" xmlns:cx6="http://schemas.microsoft.com/office/drawing/2016/5/12/chartex" xmlns:cx7="http://schemas.microsoft.com/office/drawing/2016/5/13/chartex" xmlns:cx8="http://schemas.microsoft.com/office/drawing/2016/5/14/chartex" xmlns:mc="http://schemas.openxmlformats.org/markup-compatibility/2006" xmlns:aink="http://schemas.microsoft.com/office/drawing/2016/ink" xmlns:am3d="http://schemas.microsoft.com/office/drawing/2017/model3d" xmlns:o="urn:schemas-microsoft-com:office:office" xmlns:oel="http://schemas.microsoft.com/office/2019/extlst" xmlns:r="http://schemas.openxmlformats.org/officeDocument/2006/relationships" xmlns:m="http://schemas.openxmlformats.org/officeDocument/2006/math" xmlns:v="urn:schemas-microsoft-com:vml" xmlns:wp14="http://schemas.microsoft.com/office/word/2010/wordprocessingDrawing" xmlns:wp="http://schemas.openxmlformats.org/drawingml/2006/wordprocessingDrawing" xmlns:w10="urn:schemas-microsoft-com:office:word" xmlns:w="http://schemas.openxmlformats.org/wordprocessingml/2006/main" xmlns:w14="http://schemas.microsoft.com/office/word/2010/wordml" xmlns:w15="http://schemas.microsoft.com/office/word/2012/wordml" xmlns:w16cex="http://schemas.microsoft.com/office/word/2018/wordml/cex" xmlns:w16cid="http://schemas.microsoft.com/office/word/2016/wordml/cid" xmlns:w16="http://schemas.microsoft.com/office/word/2018/wordml" xmlns:w16sdtdh="http://schemas.microsoft.com/office/word/2020/wordml/sdtdatahash" xmlns:w16se="http://schemas.microsoft.com/office/word/2015/wordml/symex" xmlns:wpg="http://schemas.microsoft.com/office/word/2010/wordprocessingGroup" xmlns:wpi="http://schemas.microsoft.com/office/word/2010/wordprocessingInk" xmlns:wne="http://schemas.microsoft.com/office/word/2006/wordml" xmlns:wps="http://schemas.microsoft.com/office/word/2010/wordprocessingShape" mc:Ignorable="w14 w15 w16se w16cid w16 w16cex w16sdtdh wp14">
   <w:p>
     <w:pPr>
       <w:pStyle w:val="Encabezado"/>
@@ -1499,7 +1526,7 @@
           <v:path o:extrusionok="f" gradientshapeok="t" o:connecttype="rect"/>
           <o:lock v:ext="edit" aspectratio="t"/>
         </v:shapetype>
-        <v:shape id="WordPictureWatermark10977344" o:spid="_x0000_s2050" type="#_x0000_t75" style="position:absolute;margin-left:0;margin-top:0;width:424pt;height:326.65pt;z-index:-251656192;mso-position-horizontal:center;mso-position-horizontal-relative:margin;mso-position-vertical:center;mso-position-vertical-relative:margin" o:allowincell="f">
+        <v:shape id="WordPictureWatermark10977344" o:spid="_x0000_s1026" type="#_x0000_t75" style="position:absolute;margin-left:0;margin-top:0;width:424pt;height:326.65pt;z-index:-251656192;mso-position-horizontal:center;mso-position-horizontal-relative:margin;mso-position-vertical:center;mso-position-vertical-relative:margin" o:allowincell="f">
           <v:imagedata r:id="rId1" o:title="LOGO" gain="19661f" blacklevel="22938f"/>
           <w10:wrap anchorx="margin" anchory="margin"/>
         </v:shape>
@@ -1510,7 +1537,7 @@
 </file>
 
 <file path=word/header2.xml><?xml version="1.0" encoding="utf-8"?>
-<w:hdr xmlns:wpc="http://schemas.microsoft.com/office/word/2010/wordprocessingCanvas" xmlns:mc="http://schemas.openxmlformats.org/markup-compatibility/2006" xmlns:o="urn:schemas-microsoft-com:office:office" xmlns:r="http://schemas.openxmlformats.org/officeDocument/2006/relationships" xmlns:m="http://schemas.openxmlformats.org/officeDocument/2006/math" xmlns:v="urn:schemas-microsoft-com:vml" xmlns:wp14="http://schemas.microsoft.com/office/word/2010/wordprocessingDrawing" xmlns:wp="http://schemas.openxmlformats.org/drawingml/2006/wordprocessingDrawing" xmlns:w10="urn:schemas-microsoft-com:office:word" xmlns:w="http://schemas.openxmlformats.org/wordprocessingml/2006/main" xmlns:w14="http://schemas.microsoft.com/office/word/2010/wordml" xmlns:w15="http://schemas.microsoft.com/office/word/2012/wordml" xmlns:wpg="http://schemas.microsoft.com/office/word/2010/wordprocessingGroup" xmlns:wpi="http://schemas.microsoft.com/office/word/2010/wordprocessingInk" xmlns:wne="http://schemas.microsoft.com/office/word/2006/wordml" xmlns:wps="http://schemas.microsoft.com/office/word/2010/wordprocessingShape" mc:Ignorable="w14 w15 wp14">
+<w:hdr xmlns:wpc="http://schemas.microsoft.com/office/word/2010/wordprocessingCanvas" xmlns:cx="http://schemas.microsoft.com/office/drawing/2014/chartex" xmlns:cx1="http://schemas.microsoft.com/office/drawing/2015/9/8/chartex" xmlns:cx2="http://schemas.microsoft.com/office/drawing/2015/10/21/chartex" xmlns:cx3="http://schemas.microsoft.com/office/drawing/2016/5/9/chartex" xmlns:cx4="http://schemas.microsoft.com/office/drawing/2016/5/10/chartex" xmlns:cx5="http://schemas.microsoft.com/office/drawing/2016/5/11/chartex" xmlns:cx6="http://schemas.microsoft.com/office/drawing/2016/5/12/chartex" xmlns:cx7="http://schemas.microsoft.com/office/drawing/2016/5/13/chartex" xmlns:cx8="http://schemas.microsoft.com/office/drawing/2016/5/14/chartex" xmlns:mc="http://schemas.openxmlformats.org/markup-compatibility/2006" xmlns:aink="http://schemas.microsoft.com/office/drawing/2016/ink" xmlns:am3d="http://schemas.microsoft.com/office/drawing/2017/model3d" xmlns:o="urn:schemas-microsoft-com:office:office" xmlns:oel="http://schemas.microsoft.com/office/2019/extlst" xmlns:r="http://schemas.openxmlformats.org/officeDocument/2006/relationships" xmlns:m="http://schemas.openxmlformats.org/officeDocument/2006/math" xmlns:v="urn:schemas-microsoft-com:vml" xmlns:wp14="http://schemas.microsoft.com/office/word/2010/wordprocessingDrawing" xmlns:wp="http://schemas.openxmlformats.org/drawingml/2006/wordprocessingDrawing" xmlns:w10="urn:schemas-microsoft-com:office:word" xmlns:w="http://schemas.openxmlformats.org/wordprocessingml/2006/main" xmlns:w14="http://schemas.microsoft.com/office/word/2010/wordml" xmlns:w15="http://schemas.microsoft.com/office/word/2012/wordml" xmlns:w16cex="http://schemas.microsoft.com/office/word/2018/wordml/cex" xmlns:w16cid="http://schemas.microsoft.com/office/word/2016/wordml/cid" xmlns:w16="http://schemas.microsoft.com/office/word/2018/wordml" xmlns:w16sdtdh="http://schemas.microsoft.com/office/word/2020/wordml/sdtdatahash" xmlns:w16se="http://schemas.microsoft.com/office/word/2015/wordml/symex" xmlns:wpg="http://schemas.microsoft.com/office/word/2010/wordprocessingGroup" xmlns:wpi="http://schemas.microsoft.com/office/word/2010/wordprocessingInk" xmlns:wne="http://schemas.microsoft.com/office/word/2006/wordml" xmlns:wps="http://schemas.microsoft.com/office/word/2010/wordprocessingShape" mc:Ignorable="w14 w15 w16se w16cid w16 w16cex w16sdtdh wp14">
   <w:p>
     <w:pPr>
       <w:pStyle w:val="Encabezado"/>
@@ -1540,7 +1567,7 @@
           <v:path o:extrusionok="f" gradientshapeok="t" o:connecttype="rect"/>
           <o:lock v:ext="edit" aspectratio="t"/>
         </v:shapetype>
-        <v:shape id="WordPictureWatermark10977343" o:spid="_x0000_s2049" type="#_x0000_t75" style="position:absolute;margin-left:0;margin-top:0;width:424pt;height:326.65pt;z-index:-251657216;mso-position-horizontal:center;mso-position-horizontal-relative:margin;mso-position-vertical:center;mso-position-vertical-relative:margin" o:allowincell="f">
+        <v:shape id="WordPictureWatermark10977343" o:spid="_x0000_s1025" type="#_x0000_t75" style="position:absolute;margin-left:0;margin-top:0;width:424pt;height:326.65pt;z-index:-251657216;mso-position-horizontal:center;mso-position-horizontal-relative:margin;mso-position-vertical:center;mso-position-vertical-relative:margin" o:allowincell="f">
           <v:imagedata r:id="rId1" o:title="LOGO" gain="19661f" blacklevel="22938f"/>
           <w10:wrap anchorx="margin" anchory="margin"/>
         </v:shape>
@@ -1551,8 +1578,8 @@
 </file>
 
 <file path=word/numbering.xml><?xml version="1.0" encoding="utf-8"?>
-<w:numbering xmlns:wpc="http://schemas.microsoft.com/office/word/2010/wordprocessingCanvas" xmlns:mc="http://schemas.openxmlformats.org/markup-compatibility/2006" xmlns:o="urn:schemas-microsoft-com:office:office" xmlns:r="http://schemas.openxmlformats.org/officeDocument/2006/relationships" xmlns:m="http://schemas.openxmlformats.org/officeDocument/2006/math" xmlns:v="urn:schemas-microsoft-com:vml" xmlns:wp14="http://schemas.microsoft.com/office/word/2010/wordprocessingDrawing" xmlns:wp="http://schemas.openxmlformats.org/drawingml/2006/wordprocessingDrawing" xmlns:w10="urn:schemas-microsoft-com:office:word" xmlns:w="http://schemas.openxmlformats.org/wordprocessingml/2006/main" xmlns:w14="http://schemas.microsoft.com/office/word/2010/wordml" xmlns:w15="http://schemas.microsoft.com/office/word/2012/wordml" xmlns:wpg="http://schemas.microsoft.com/office/word/2010/wordprocessingGroup" xmlns:wpi="http://schemas.microsoft.com/office/word/2010/wordprocessingInk" xmlns:wne="http://schemas.microsoft.com/office/word/2006/wordml" xmlns:wps="http://schemas.microsoft.com/office/word/2010/wordprocessingShape" mc:Ignorable="w14 w15 wp14">
-  <w:abstractNum w:abstractNumId="0">
+<w:numbering xmlns:wpc="http://schemas.microsoft.com/office/word/2010/wordprocessingCanvas" xmlns:cx="http://schemas.microsoft.com/office/drawing/2014/chartex" xmlns:cx1="http://schemas.microsoft.com/office/drawing/2015/9/8/chartex" xmlns:cx2="http://schemas.microsoft.com/office/drawing/2015/10/21/chartex" xmlns:cx3="http://schemas.microsoft.com/office/drawing/2016/5/9/chartex" xmlns:cx4="http://schemas.microsoft.com/office/drawing/2016/5/10/chartex" xmlns:cx5="http://schemas.microsoft.com/office/drawing/2016/5/11/chartex" xmlns:cx6="http://schemas.microsoft.com/office/drawing/2016/5/12/chartex" xmlns:cx7="http://schemas.microsoft.com/office/drawing/2016/5/13/chartex" xmlns:cx8="http://schemas.microsoft.com/office/drawing/2016/5/14/chartex" xmlns:mc="http://schemas.openxmlformats.org/markup-compatibility/2006" xmlns:aink="http://schemas.microsoft.com/office/drawing/2016/ink" xmlns:am3d="http://schemas.microsoft.com/office/drawing/2017/model3d" xmlns:o="urn:schemas-microsoft-com:office:office" xmlns:oel="http://schemas.microsoft.com/office/2019/extlst" xmlns:r="http://schemas.openxmlformats.org/officeDocument/2006/relationships" xmlns:m="http://schemas.openxmlformats.org/officeDocument/2006/math" xmlns:v="urn:schemas-microsoft-com:vml" xmlns:wp14="http://schemas.microsoft.com/office/word/2010/wordprocessingDrawing" xmlns:wp="http://schemas.openxmlformats.org/drawingml/2006/wordprocessingDrawing" xmlns:w10="urn:schemas-microsoft-com:office:word" xmlns:w="http://schemas.openxmlformats.org/wordprocessingml/2006/main" xmlns:w14="http://schemas.microsoft.com/office/word/2010/wordml" xmlns:w15="http://schemas.microsoft.com/office/word/2012/wordml" xmlns:w16cex="http://schemas.microsoft.com/office/word/2018/wordml/cex" xmlns:w16cid="http://schemas.microsoft.com/office/word/2016/wordml/cid" xmlns:w16="http://schemas.microsoft.com/office/word/2018/wordml" xmlns:w16sdtdh="http://schemas.microsoft.com/office/word/2020/wordml/sdtdatahash" xmlns:w16se="http://schemas.microsoft.com/office/word/2015/wordml/symex" xmlns:wpg="http://schemas.microsoft.com/office/word/2010/wordprocessingGroup" xmlns:wpi="http://schemas.microsoft.com/office/word/2010/wordprocessingInk" xmlns:wne="http://schemas.microsoft.com/office/word/2006/wordml" xmlns:wps="http://schemas.microsoft.com/office/word/2010/wordprocessingShape" mc:Ignorable="w14 w15 w16se w16cid w16 w16cex w16sdtdh wp14">
+  <w:abstractNum w:abstractNumId="0" w15:restartNumberingAfterBreak="0">
     <w:nsid w:val="298C2557"/>
     <w:multiLevelType w:val="multilevel"/>
     <w:tmpl w:val="E5B0316C"/>
@@ -1665,14 +1692,14 @@
       </w:rPr>
     </w:lvl>
   </w:abstractNum>
-  <w:num w:numId="1">
+  <w:num w:numId="1" w16cid:durableId="827598678">
     <w:abstractNumId w:val="0"/>
   </w:num>
 </w:numbering>
 </file>
 
 <file path=word/styles.xml><?xml version="1.0" encoding="utf-8"?>
-<w:styles xmlns:mc="http://schemas.openxmlformats.org/markup-compatibility/2006" xmlns:r="http://schemas.openxmlformats.org/officeDocument/2006/relationships" xmlns:w="http://schemas.openxmlformats.org/wordprocessingml/2006/main" xmlns:w14="http://schemas.microsoft.com/office/word/2010/wordml" xmlns:w15="http://schemas.microsoft.com/office/word/2012/wordml" mc:Ignorable="w14 w15">
+<w:styles xmlns:mc="http://schemas.openxmlformats.org/markup-compatibility/2006" xmlns:r="http://schemas.openxmlformats.org/officeDocument/2006/relationships" xmlns:w="http://schemas.openxmlformats.org/wordprocessingml/2006/main" xmlns:w14="http://schemas.microsoft.com/office/word/2010/wordml" xmlns:w15="http://schemas.microsoft.com/office/word/2012/wordml" xmlns:w16cex="http://schemas.microsoft.com/office/word/2018/wordml/cex" xmlns:w16cid="http://schemas.microsoft.com/office/word/2016/wordml/cid" xmlns:w16="http://schemas.microsoft.com/office/word/2018/wordml" xmlns:w16sdtdh="http://schemas.microsoft.com/office/word/2020/wordml/sdtdatahash" xmlns:w16se="http://schemas.microsoft.com/office/word/2015/wordml/symex" mc:Ignorable="w14 w15 w16se w16cid w16 w16cex w16sdtdh">
   <w:docDefaults>
     <w:rPrDefault>
       <w:rPr>
@@ -1688,7 +1715,7 @@
       </w:pPr>
     </w:pPrDefault>
   </w:docDefaults>
-  <w:latentStyles w:defLockedState="0" w:defUIPriority="99" w:defSemiHidden="0" w:defUnhideWhenUsed="0" w:defQFormat="0" w:count="371">
+  <w:latentStyles w:defLockedState="0" w:defUIPriority="99" w:defSemiHidden="0" w:defUnhideWhenUsed="0" w:defQFormat="0" w:count="376">
     <w:lsdException w:name="Normal" w:uiPriority="0" w:qFormat="1"/>
     <w:lsdException w:name="heading 1" w:uiPriority="0" w:qFormat="1"/>
     <w:lsdException w:name="heading 2" w:semiHidden="1" w:uiPriority="9" w:unhideWhenUsed="1" w:qFormat="1"/>
@@ -2060,6 +2087,11 @@
     <w:lsdException w:name="List Table 5 Dark Accent 6" w:uiPriority="50"/>
     <w:lsdException w:name="List Table 6 Colorful Accent 6" w:uiPriority="51"/>
     <w:lsdException w:name="List Table 7 Colorful Accent 6" w:uiPriority="52"/>
+    <w:lsdException w:name="Mention" w:semiHidden="1" w:unhideWhenUsed="1"/>
+    <w:lsdException w:name="Smart Hyperlink" w:semiHidden="1" w:unhideWhenUsed="1"/>
+    <w:lsdException w:name="Hashtag" w:semiHidden="1" w:unhideWhenUsed="1"/>
+    <w:lsdException w:name="Unresolved Mention" w:semiHidden="1" w:unhideWhenUsed="1"/>
+    <w:lsdException w:name="Smart Link" w:semiHidden="1" w:unhideWhenUsed="1"/>
   </w:latentStyles>
   <w:style w:type="paragraph" w:default="1" w:styleId="Normal">
     <w:name w:val="Normal"/>
@@ -2223,7 +2255,6 @@
       <w:spacing w:after="0" w:line="240" w:lineRule="auto"/>
     </w:pPr>
     <w:tblPr>
-      <w:tblInd w:w="0" w:type="dxa"/>
       <w:tblBorders>
         <w:top w:val="single" w:sz="4" w:space="0" w:color="000000" w:themeColor="text1"/>
         <w:left w:val="single" w:sz="4" w:space="0" w:color="000000" w:themeColor="text1"/>
@@ -2232,12 +2263,6 @@
         <w:insideH w:val="single" w:sz="4" w:space="0" w:color="000000" w:themeColor="text1"/>
         <w:insideV w:val="single" w:sz="4" w:space="0" w:color="000000" w:themeColor="text1"/>
       </w:tblBorders>
-      <w:tblCellMar>
-        <w:top w:w="0" w:type="dxa"/>
-        <w:left w:w="108" w:type="dxa"/>
-        <w:bottom w:w="0" w:type="dxa"/>
-        <w:right w:w="108" w:type="dxa"/>
-      </w:tblCellMar>
     </w:tblPr>
   </w:style>
   <w:style w:type="character" w:customStyle="1" w:styleId="Ttulo1Car">

--- a/public/report_templates/creditos/transacciones/rptDeclaracionJurada.docx
+++ b/public/report_templates/creditos/transacciones/rptDeclaracionJurada.docx
@@ -17,18 +17,18 @@
           <w:noProof/>
         </w:rPr>
         <w:drawing>
-          <wp:anchor distT="0" distB="0" distL="114300" distR="114300" simplePos="0" relativeHeight="251662848" behindDoc="0" locked="0" layoutInCell="1" allowOverlap="1" wp14:anchorId="30A8DA7A" wp14:editId="0F135A6F">
+          <wp:anchor distT="0" distB="0" distL="114300" distR="114300" simplePos="0" relativeHeight="251662848" behindDoc="0" locked="0" layoutInCell="1" allowOverlap="1" wp14:anchorId="4992D616" wp14:editId="22855D27">
             <wp:simplePos x="0" y="0"/>
             <wp:positionH relativeFrom="column">
-              <wp:posOffset>318770</wp:posOffset>
+              <wp:posOffset>4445</wp:posOffset>
             </wp:positionH>
             <wp:positionV relativeFrom="paragraph">
-              <wp:posOffset>-8255</wp:posOffset>
+              <wp:posOffset>-8890</wp:posOffset>
             </wp:positionV>
-            <wp:extent cx="1152525" cy="434460"/>
+            <wp:extent cx="1399267" cy="409575"/>
             <wp:effectExtent l="0" t="0" r="0" b="0"/>
             <wp:wrapNone/>
-            <wp:docPr id="1" name="Imagen 1"/>
+            <wp:docPr id="2" name="Imagen 2"/>
             <wp:cNvGraphicFramePr>
               <a:graphicFrameLocks xmlns:a="http://schemas.openxmlformats.org/drawingml/2006/main" noChangeAspect="1"/>
             </wp:cNvGraphicFramePr>
@@ -57,7 +57,7 @@
                   <pic:spPr bwMode="auto">
                     <a:xfrm>
                       <a:off x="0" y="0"/>
-                      <a:ext cx="1152525" cy="434460"/>
+                      <a:ext cx="1399267" cy="409575"/>
                     </a:xfrm>
                     <a:prstGeom prst="rect">
                       <a:avLst/>
@@ -91,7 +91,7 @@
         <mc:AlternateContent>
           <mc:Choice Requires="wps">
             <w:drawing>
-              <wp:anchor distT="45720" distB="45720" distL="114300" distR="114300" simplePos="0" relativeHeight="251661824" behindDoc="0" locked="0" layoutInCell="1" allowOverlap="1" wp14:anchorId="1E21EFF2" wp14:editId="16FEE84A">
+              <wp:anchor distT="45720" distB="45720" distL="114300" distR="114300" simplePos="0" relativeHeight="251661824" behindDoc="0" locked="0" layoutInCell="1" allowOverlap="1" wp14:anchorId="1E21EFF2" wp14:editId="0BB97A6C">
                 <wp:simplePos x="0" y="0"/>
                 <wp:positionH relativeFrom="margin">
                   <wp:posOffset>4909820</wp:posOffset>
@@ -628,15 +628,69 @@
           <w:sz w:val="20"/>
           <w:szCs w:val="22"/>
         </w:rPr>
-        <w:t xml:space="preserve">, </w:t>
+        <w:t xml:space="preserve"> S.AC.</w:t>
       </w:r>
       <w:r>
         <w:rPr>
           <w:rFonts w:ascii="Century Gothic" w:eastAsia="Batang" w:hAnsi="Century Gothic"/>
-          <w:sz w:val="20"/>
-          <w:szCs w:val="22"/>
-        </w:rPr>
-        <w:t>con dirección</w:t>
+          <w:b/>
+          <w:sz w:val="20"/>
+          <w:szCs w:val="22"/>
+        </w:rPr>
+        <w:t>,</w:t>
+      </w:r>
+      <w:r>
+        <w:rPr>
+          <w:rFonts w:ascii="Century Gothic" w:eastAsia="Batang" w:hAnsi="Century Gothic"/>
+          <w:b/>
+          <w:sz w:val="20"/>
+          <w:szCs w:val="22"/>
+        </w:rPr>
+        <w:t xml:space="preserve"> </w:t>
+      </w:r>
+      <w:r>
+        <w:rPr>
+          <w:rFonts w:ascii="Century Gothic" w:eastAsia="Batang" w:hAnsi="Century Gothic"/>
+          <w:bCs/>
+          <w:sz w:val="20"/>
+          <w:szCs w:val="22"/>
+        </w:rPr>
+        <w:t xml:space="preserve">con </w:t>
+      </w:r>
+      <w:r>
+        <w:rPr>
+          <w:rFonts w:ascii="Century Gothic" w:eastAsia="Batang" w:hAnsi="Century Gothic"/>
+          <w:b/>
+          <w:sz w:val="20"/>
+          <w:szCs w:val="22"/>
+        </w:rPr>
+        <w:t xml:space="preserve">RUC </w:t>
+      </w:r>
+      <w:r>
+        <w:rPr>
+          <w:rFonts w:ascii="Century Gothic" w:eastAsia="Batang" w:hAnsi="Century Gothic"/>
+          <w:b/>
+          <w:sz w:val="20"/>
+          <w:szCs w:val="22"/>
+        </w:rPr>
+        <w:t>20614827239</w:t>
+      </w:r>
+      <w:r>
+        <w:rPr>
+          <w:rFonts w:ascii="Century Gothic" w:eastAsia="Batang" w:hAnsi="Century Gothic"/>
+          <w:bCs/>
+          <w:sz w:val="20"/>
+          <w:szCs w:val="22"/>
+        </w:rPr>
+        <w:t xml:space="preserve"> y </w:t>
+      </w:r>
+      <w:r>
+        <w:rPr>
+          <w:rFonts w:ascii="Century Gothic" w:eastAsia="Batang" w:hAnsi="Century Gothic"/>
+          <w:sz w:val="20"/>
+          <w:szCs w:val="22"/>
+        </w:rPr>
+        <w:t>dirección</w:t>
       </w:r>
       <w:r>
         <w:rPr>
@@ -1138,6 +1192,7 @@
                 <w:szCs w:val="22"/>
               </w:rPr>
             </w:pPr>
+            <w:proofErr w:type="spellStart"/>
             <w:r>
               <w:rPr>
                 <w:rFonts w:ascii="Century Gothic" w:eastAsia="Batang" w:hAnsi="Century Gothic" w:cs="Arial"/>
@@ -1145,7 +1200,17 @@
                 <w:sz w:val="20"/>
                 <w:szCs w:val="22"/>
               </w:rPr>
-              <w:t xml:space="preserve">N° DNI: </w:t>
+              <w:t>N°</w:t>
+            </w:r>
+            <w:proofErr w:type="spellEnd"/>
+            <w:r>
+              <w:rPr>
+                <w:rFonts w:ascii="Century Gothic" w:eastAsia="Batang" w:hAnsi="Century Gothic" w:cs="Arial"/>
+                <w:b/>
+                <w:sz w:val="20"/>
+                <w:szCs w:val="22"/>
+              </w:rPr>
+              <w:t xml:space="preserve"> DNI: </w:t>
             </w:r>
             <w:r>
               <w:rPr>
@@ -1237,6 +1302,7 @@
                 <w:szCs w:val="22"/>
               </w:rPr>
             </w:pPr>
+            <w:proofErr w:type="spellStart"/>
             <w:r>
               <w:rPr>
                 <w:rFonts w:ascii="Century Gothic" w:eastAsia="Batang" w:hAnsi="Century Gothic" w:cs="Arial"/>
@@ -1244,7 +1310,17 @@
                 <w:sz w:val="20"/>
                 <w:szCs w:val="22"/>
               </w:rPr>
-              <w:t xml:space="preserve">N° DNI: </w:t>
+              <w:t>N°</w:t>
+            </w:r>
+            <w:proofErr w:type="spellEnd"/>
+            <w:r>
+              <w:rPr>
+                <w:rFonts w:ascii="Century Gothic" w:eastAsia="Batang" w:hAnsi="Century Gothic" w:cs="Arial"/>
+                <w:b/>
+                <w:sz w:val="20"/>
+                <w:szCs w:val="22"/>
+              </w:rPr>
+              <w:t xml:space="preserve"> DNI: </w:t>
             </w:r>
             <w:r>
               <w:rPr>
